--- a/FILEBIEUMAUGOC/filebieumau_FORM_CLEAN4.docx
+++ b/FILEBIEUMAUGOC/filebieumau_FORM_CLEAN4.docx
@@ -3489,7 +3489,7 @@
                 <w:sz w:val="18"/>
                 <w:szCs w:val="18"/>
               </w:rPr>
-              <w:t>{{KQ_Aldrin}}</w:t>
+              <w:t>{{K1}}</w:t>
             </w:r>
             <w:r>
               <w:rPr>
@@ -3502,7 +3502,7 @@
               <w:rPr>
                 <w:sz w:val="20"/>
               </w:rPr>
-              <w:t>{{ND_Aldrin}}</w:t>
+              <w:t>{{N1}}</w:t>
             </w:r>
             <w:r>
               <w:rPr>
@@ -3531,7 +3531,7 @@
               <w:rPr>
                 <w:sz w:val="20"/>
               </w:rPr>
-              <w:t>{{QC1_Aldrin}}</w:t>
+              <w:t>{{A1}}</w:t>
             </w:r>
             <w:r>
               <w:rPr>
@@ -3544,7 +3544,7 @@
               <w:rPr>
                 <w:sz w:val="20"/>
               </w:rPr>
-              <w:t>{{QC1_KD_Aldrin}}</w:t>
+              <w:t>{{B1}}</w:t>
             </w:r>
             <w:r>
               <w:rPr>
@@ -3573,7 +3573,7 @@
               <w:rPr>
                 <w:sz w:val="20"/>
               </w:rPr>
-              <w:t>{{QC2_Aldrin}}</w:t>
+              <w:t>{{C1}}</w:t>
             </w:r>
             <w:r>
               <w:rPr>
@@ -3586,7 +3586,7 @@
               <w:rPr>
                 <w:sz w:val="20"/>
               </w:rPr>
-              <w:t>{{QC2_KD_Aldrin}}</w:t>
+              <w:t>{{D1}}</w:t>
             </w:r>
             <w:r>
               <w:rPr>
@@ -3615,7 +3615,7 @@
               <w:rPr>
                 <w:sz w:val="20"/>
               </w:rPr>
-              <w:t>{{QC3_Aldrin}}</w:t>
+              <w:t>{{E1}}</w:t>
             </w:r>
             <w:r>
               <w:rPr>
@@ -3628,7 +3628,7 @@
               <w:rPr>
                 <w:sz w:val="20"/>
               </w:rPr>
-              <w:t>{{QC3_KD_Aldrin}}</w:t>
+              <w:t>{{F1}}</w:t>
             </w:r>
             <w:r>
               <w:rPr>
@@ -3693,7 +3693,7 @@
                 <w:sz w:val="18"/>
                 <w:szCs w:val="18"/>
               </w:rPr>
-              <w:t>{{KQ_BHCa}}</w:t>
+              <w:t>{{K2}}</w:t>
             </w:r>
             <w:r>
               <w:rPr>
@@ -3706,7 +3706,7 @@
               <w:rPr>
                 <w:sz w:val="20"/>
               </w:rPr>
-              <w:t>{{ND_BHCa}}</w:t>
+              <w:t>{{N2}}</w:t>
             </w:r>
             <w:r>
               <w:rPr>
@@ -3735,7 +3735,7 @@
               <w:rPr>
                 <w:sz w:val="20"/>
               </w:rPr>
-              <w:t>{{QC1_BHCa}}</w:t>
+              <w:t>{{A2}}</w:t>
             </w:r>
             <w:r>
               <w:rPr>
@@ -3748,7 +3748,7 @@
               <w:rPr>
                 <w:sz w:val="20"/>
               </w:rPr>
-              <w:t>{{QC1_KD_BHCa}}</w:t>
+              <w:t>{{B2}}</w:t>
             </w:r>
             <w:r>
               <w:rPr>
@@ -3777,7 +3777,7 @@
               <w:rPr>
                 <w:sz w:val="20"/>
               </w:rPr>
-              <w:t>{{QC2_BHCa}}</w:t>
+              <w:t>{{C2}}</w:t>
             </w:r>
             <w:r>
               <w:rPr>
@@ -3790,7 +3790,7 @@
               <w:rPr>
                 <w:sz w:val="20"/>
               </w:rPr>
-              <w:t>{{QC2_KD_BHCa}}</w:t>
+              <w:t>{{D2}}</w:t>
             </w:r>
             <w:r>
               <w:rPr>
@@ -3819,7 +3819,7 @@
               <w:rPr>
                 <w:sz w:val="20"/>
               </w:rPr>
-              <w:t>{{QC3_BHCa}}</w:t>
+              <w:t>{{E2}}</w:t>
             </w:r>
             <w:r>
               <w:rPr>
@@ -3832,7 +3832,7 @@
               <w:rPr>
                 <w:sz w:val="20"/>
               </w:rPr>
-              <w:t>{{QC3_KD_BHCa}}</w:t>
+              <w:t>{{F2}}</w:t>
             </w:r>
             <w:r>
               <w:rPr>
@@ -3890,7 +3890,7 @@
                 <w:sz w:val="18"/>
                 <w:szCs w:val="18"/>
               </w:rPr>
-              <w:t>{{KQ_BHCb}}</w:t>
+              <w:t>{{K3}}</w:t>
             </w:r>
             <w:r>
               <w:rPr>
@@ -3903,7 +3903,7 @@
               <w:rPr>
                 <w:sz w:val="20"/>
               </w:rPr>
-              <w:t>{{ND_BHCb}}</w:t>
+              <w:t>{{N3}}</w:t>
             </w:r>
             <w:r>
               <w:rPr>
@@ -3932,7 +3932,7 @@
               <w:rPr>
                 <w:sz w:val="20"/>
               </w:rPr>
-              <w:t>{{QC1_BHCb}}</w:t>
+              <w:t>{{A3}}</w:t>
             </w:r>
             <w:r>
               <w:rPr>
@@ -3945,7 +3945,7 @@
               <w:rPr>
                 <w:sz w:val="20"/>
               </w:rPr>
-              <w:t>{{QC1_KD_BHCb}}</w:t>
+              <w:t>{{B3}}</w:t>
             </w:r>
             <w:r>
               <w:rPr>
@@ -3974,7 +3974,7 @@
               <w:rPr>
                 <w:sz w:val="20"/>
               </w:rPr>
-              <w:t>{{QC2_BHCb}}</w:t>
+              <w:t>{{C3}}</w:t>
             </w:r>
             <w:r>
               <w:rPr>
@@ -3987,7 +3987,7 @@
               <w:rPr>
                 <w:sz w:val="20"/>
               </w:rPr>
-              <w:t>{{QC2_KD_BHCb}}</w:t>
+              <w:t>{{D3}}</w:t>
             </w:r>
             <w:r>
               <w:rPr>
@@ -4016,7 +4016,7 @@
               <w:rPr>
                 <w:sz w:val="20"/>
               </w:rPr>
-              <w:t>{{QC3_BHCb}}</w:t>
+              <w:t>{{E3}}</w:t>
             </w:r>
             <w:r>
               <w:rPr>
@@ -4029,7 +4029,7 @@
               <w:rPr>
                 <w:sz w:val="20"/>
               </w:rPr>
-              <w:t>{{QC3_KD_BHCb}}</w:t>
+              <w:t>{{F3}}</w:t>
             </w:r>
             <w:r>
               <w:rPr>
@@ -4087,7 +4087,7 @@
                 <w:sz w:val="18"/>
                 <w:szCs w:val="18"/>
               </w:rPr>
-              <w:t>{{KQ_BHCd}}</w:t>
+              <w:t>{{K4}}</w:t>
             </w:r>
             <w:r>
               <w:rPr>
@@ -4100,7 +4100,7 @@
               <w:rPr>
                 <w:sz w:val="20"/>
               </w:rPr>
-              <w:t>{{ND_BHCd}}</w:t>
+              <w:t>{{N4}}</w:t>
             </w:r>
             <w:r>
               <w:rPr>
@@ -4129,7 +4129,7 @@
               <w:rPr>
                 <w:sz w:val="20"/>
               </w:rPr>
-              <w:t>{{QC1_BHCd}}</w:t>
+              <w:t>{{A4}}</w:t>
             </w:r>
             <w:r>
               <w:rPr>
@@ -4142,7 +4142,7 @@
               <w:rPr>
                 <w:sz w:val="20"/>
               </w:rPr>
-              <w:t>{{QC1_KD_BHCd}}</w:t>
+              <w:t>{{B4}}</w:t>
             </w:r>
             <w:r>
               <w:rPr>
@@ -4171,7 +4171,7 @@
               <w:rPr>
                 <w:sz w:val="20"/>
               </w:rPr>
-              <w:t>{{QC2_BHCd}}</w:t>
+              <w:t>{{C4}}</w:t>
             </w:r>
             <w:r>
               <w:rPr>
@@ -4184,7 +4184,7 @@
               <w:rPr>
                 <w:sz w:val="20"/>
               </w:rPr>
-              <w:t>{{QC2_KD_BHCd}}</w:t>
+              <w:t>{{D4}}</w:t>
             </w:r>
             <w:r>
               <w:rPr>
@@ -4213,7 +4213,7 @@
               <w:rPr>
                 <w:sz w:val="20"/>
               </w:rPr>
-              <w:t>{{QC3_BHCd}}</w:t>
+              <w:t>{{E4}}</w:t>
             </w:r>
             <w:r>
               <w:rPr>
@@ -4226,7 +4226,7 @@
               <w:rPr>
                 <w:sz w:val="20"/>
               </w:rPr>
-              <w:t>{{QC3_KD_BHCd}}</w:t>
+              <w:t>{{F4}}</w:t>
             </w:r>
             <w:r>
               <w:rPr>
@@ -4284,7 +4284,7 @@
                 <w:sz w:val="18"/>
                 <w:szCs w:val="18"/>
               </w:rPr>
-              <w:t>{{KQ_BHCe}}</w:t>
+              <w:t>{{K5}}</w:t>
             </w:r>
             <w:r>
               <w:rPr>
@@ -4297,7 +4297,7 @@
               <w:rPr>
                 <w:sz w:val="20"/>
               </w:rPr>
-              <w:t>{{ND_BHCe}}</w:t>
+              <w:t>{{N5}}</w:t>
             </w:r>
             <w:r>
               <w:rPr>
@@ -4326,7 +4326,7 @@
               <w:rPr>
                 <w:sz w:val="20"/>
               </w:rPr>
-              <w:t>{{QC1_BHCe}}</w:t>
+              <w:t>{{A5}}</w:t>
             </w:r>
             <w:r>
               <w:rPr>
@@ -4339,7 +4339,7 @@
               <w:rPr>
                 <w:sz w:val="20"/>
               </w:rPr>
-              <w:t>{{QC1_KD_BHCe}}</w:t>
+              <w:t>{{B5}}</w:t>
             </w:r>
             <w:r>
               <w:rPr>
@@ -4368,7 +4368,7 @@
               <w:rPr>
                 <w:sz w:val="20"/>
               </w:rPr>
-              <w:t>{{QC2_BHCe}}</w:t>
+              <w:t>{{C5}}</w:t>
             </w:r>
             <w:r>
               <w:rPr>
@@ -4381,7 +4381,7 @@
               <w:rPr>
                 <w:sz w:val="20"/>
               </w:rPr>
-              <w:t>{{QC2_KD_BHCe}}</w:t>
+              <w:t>{{D5}}</w:t>
             </w:r>
             <w:r>
               <w:rPr>
@@ -4410,7 +4410,7 @@
               <w:rPr>
                 <w:sz w:val="20"/>
               </w:rPr>
-              <w:t>{{QC3_BHCe}}</w:t>
+              <w:t>{{E5}}</w:t>
             </w:r>
             <w:r>
               <w:rPr>
@@ -4423,7 +4423,7 @@
               <w:rPr>
                 <w:sz w:val="20"/>
               </w:rPr>
-              <w:t>{{QC3_KD_BHCe}}</w:t>
+              <w:t>{{F5}}</w:t>
             </w:r>
             <w:r>
               <w:rPr>
@@ -4481,7 +4481,7 @@
                 <w:sz w:val="18"/>
                 <w:szCs w:val="18"/>
               </w:rPr>
-              <w:t>{{KQ_BHCg}}</w:t>
+              <w:t>{{K6}}</w:t>
             </w:r>
             <w:r>
               <w:rPr>
@@ -4494,7 +4494,7 @@
               <w:rPr>
                 <w:sz w:val="20"/>
               </w:rPr>
-              <w:t>{{ND_BHCg}}</w:t>
+              <w:t>{{N6}}</w:t>
             </w:r>
             <w:r>
               <w:rPr>
@@ -4523,7 +4523,7 @@
               <w:rPr>
                 <w:sz w:val="20"/>
               </w:rPr>
-              <w:t>{{QC1_BHCg}}</w:t>
+              <w:t>{{A6}}</w:t>
             </w:r>
             <w:r>
               <w:rPr>
@@ -4536,7 +4536,7 @@
               <w:rPr>
                 <w:sz w:val="20"/>
               </w:rPr>
-              <w:t>{{QC1_KD_BHCg}}</w:t>
+              <w:t>{{B6}}</w:t>
             </w:r>
             <w:r>
               <w:rPr>
@@ -4565,7 +4565,7 @@
               <w:rPr>
                 <w:sz w:val="20"/>
               </w:rPr>
-              <w:t>{{QC2_BHCg}}</w:t>
+              <w:t>{{C6}}</w:t>
             </w:r>
             <w:r>
               <w:rPr>
@@ -4578,7 +4578,7 @@
               <w:rPr>
                 <w:sz w:val="20"/>
               </w:rPr>
-              <w:t>{{QC2_KD_BHCg}}</w:t>
+              <w:t>{{D6}}</w:t>
             </w:r>
             <w:r>
               <w:rPr>
@@ -4607,7 +4607,7 @@
               <w:rPr>
                 <w:sz w:val="20"/>
               </w:rPr>
-              <w:t>{{QC3_BHCg}}</w:t>
+              <w:t>{{E6}}</w:t>
             </w:r>
             <w:r>
               <w:rPr>
@@ -4620,7 +4620,7 @@
               <w:rPr>
                 <w:sz w:val="20"/>
               </w:rPr>
-              <w:t>{{QC3_KD_BHCg}}</w:t>
+              <w:t>{{F6}}</w:t>
             </w:r>
             <w:r>
               <w:rPr>
@@ -4678,7 +4678,7 @@
                 <w:sz w:val="18"/>
                 <w:szCs w:val="18"/>
               </w:rPr>
-              <w:t>{{KQ_Chlordane_cis}}</w:t>
+              <w:t>{{K7}}</w:t>
             </w:r>
             <w:r>
               <w:rPr>
@@ -4691,7 +4691,7 @@
               <w:rPr>
                 <w:sz w:val="20"/>
               </w:rPr>
-              <w:t>{{ND_Chlordane_cis}}</w:t>
+              <w:t>{{N7}}</w:t>
             </w:r>
             <w:r>
               <w:rPr>
@@ -4720,7 +4720,7 @@
               <w:rPr>
                 <w:sz w:val="20"/>
               </w:rPr>
-              <w:t>{{QC1_Chlordane_cis}}</w:t>
+              <w:t>{{A7}}</w:t>
             </w:r>
             <w:r>
               <w:rPr>
@@ -4733,7 +4733,7 @@
               <w:rPr>
                 <w:sz w:val="20"/>
               </w:rPr>
-              <w:t>{{QC1_KD_Chlordane_cis}}</w:t>
+              <w:t>{{B7}}</w:t>
             </w:r>
             <w:r>
               <w:rPr>
@@ -4762,7 +4762,7 @@
               <w:rPr>
                 <w:sz w:val="20"/>
               </w:rPr>
-              <w:t>{{QC2_Chlordane_cis}}</w:t>
+              <w:t>{{C7}}</w:t>
             </w:r>
             <w:r>
               <w:rPr>
@@ -4775,7 +4775,7 @@
               <w:rPr>
                 <w:sz w:val="20"/>
               </w:rPr>
-              <w:t>{{QC2_KD_Chlordane_cis}}</w:t>
+              <w:t>{{D7}}</w:t>
             </w:r>
             <w:r>
               <w:rPr>
@@ -4804,7 +4804,7 @@
               <w:rPr>
                 <w:sz w:val="20"/>
               </w:rPr>
-              <w:t>{{QC3_Chlordane_cis}}</w:t>
+              <w:t>{{E7}}</w:t>
             </w:r>
             <w:r>
               <w:rPr>
@@ -4817,7 +4817,7 @@
               <w:rPr>
                 <w:sz w:val="20"/>
               </w:rPr>
-              <w:t>{{QC3_KD_Chlordane_cis}}</w:t>
+              <w:t>{{F7}}</w:t>
             </w:r>
             <w:r>
               <w:rPr>
@@ -4875,7 +4875,7 @@
                 <w:sz w:val="18"/>
                 <w:szCs w:val="18"/>
               </w:rPr>
-              <w:t>{{KQ_Chlordane_oxy}}</w:t>
+              <w:t>{{K8}}</w:t>
             </w:r>
             <w:r>
               <w:rPr>
@@ -4888,7 +4888,7 @@
               <w:rPr>
                 <w:sz w:val="20"/>
               </w:rPr>
-              <w:t>{{ND_Chlordane_oxy}}</w:t>
+              <w:t>{{N8}}</w:t>
             </w:r>
             <w:r>
               <w:rPr>
@@ -4917,7 +4917,7 @@
               <w:rPr>
                 <w:sz w:val="20"/>
               </w:rPr>
-              <w:t>{{QC1_Chlordane_oxy}}</w:t>
+              <w:t>{{A8}}</w:t>
             </w:r>
             <w:r>
               <w:rPr>
@@ -4930,7 +4930,7 @@
               <w:rPr>
                 <w:sz w:val="20"/>
               </w:rPr>
-              <w:t>{{QC1_KD_Chlordane_oxy}}</w:t>
+              <w:t>{{B8}}</w:t>
             </w:r>
             <w:r>
               <w:rPr>
@@ -4959,7 +4959,7 @@
               <w:rPr>
                 <w:sz w:val="20"/>
               </w:rPr>
-              <w:t>{{QC2_Chlordane_oxy}}</w:t>
+              <w:t>{{C8}}</w:t>
             </w:r>
             <w:r>
               <w:rPr>
@@ -4972,7 +4972,7 @@
               <w:rPr>
                 <w:sz w:val="20"/>
               </w:rPr>
-              <w:t>{{QC2_KD_Chlordane_oxy}}</w:t>
+              <w:t>{{D8}}</w:t>
             </w:r>
             <w:r>
               <w:rPr>
@@ -5001,7 +5001,7 @@
               <w:rPr>
                 <w:sz w:val="20"/>
               </w:rPr>
-              <w:t>{{QC3_Chlordane_oxy}}</w:t>
+              <w:t>{{E8}}</w:t>
             </w:r>
             <w:r>
               <w:rPr>
@@ -5014,7 +5014,7 @@
               <w:rPr>
                 <w:sz w:val="20"/>
               </w:rPr>
-              <w:t>{{QC3_KD_Chlordane_oxy}}</w:t>
+              <w:t>{{F8}}</w:t>
             </w:r>
             <w:r>
               <w:rPr>
@@ -5072,7 +5072,7 @@
                 <w:sz w:val="18"/>
                 <w:szCs w:val="18"/>
               </w:rPr>
-              <w:t>{{KQ_Chlordane_trans}}</w:t>
+              <w:t>{{K9}}</w:t>
             </w:r>
             <w:r>
               <w:rPr>
@@ -5085,7 +5085,7 @@
               <w:rPr>
                 <w:sz w:val="20"/>
               </w:rPr>
-              <w:t>{{ND_Chlordane_trans}}</w:t>
+              <w:t>{{N9}}</w:t>
             </w:r>
             <w:r>
               <w:rPr>
@@ -5114,7 +5114,7 @@
               <w:rPr>
                 <w:sz w:val="20"/>
               </w:rPr>
-              <w:t>{{QC1_Chlordane_trans}}</w:t>
+              <w:t>{{A9}}</w:t>
             </w:r>
             <w:r>
               <w:rPr>
@@ -5127,7 +5127,7 @@
               <w:rPr>
                 <w:sz w:val="20"/>
               </w:rPr>
-              <w:t>{{QC1_KD_Chlordane_trans}}</w:t>
+              <w:t>{{B9}}</w:t>
             </w:r>
             <w:r>
               <w:rPr>
@@ -5156,7 +5156,7 @@
               <w:rPr>
                 <w:sz w:val="20"/>
               </w:rPr>
-              <w:t>{{QC2_Chlordane_trans}}</w:t>
+              <w:t>{{C9}}</w:t>
             </w:r>
             <w:r>
               <w:rPr>
@@ -5169,7 +5169,7 @@
               <w:rPr>
                 <w:sz w:val="20"/>
               </w:rPr>
-              <w:t>{{QC2_KD_Chlordane_trans}}</w:t>
+              <w:t>{{D9}}</w:t>
             </w:r>
             <w:r>
               <w:rPr>
@@ -5198,7 +5198,7 @@
               <w:rPr>
                 <w:sz w:val="20"/>
               </w:rPr>
-              <w:t>{{QC3_Chlordane_trans}}</w:t>
+              <w:t>{{E9}}</w:t>
             </w:r>
             <w:r>
               <w:rPr>
@@ -5211,7 +5211,7 @@
               <w:rPr>
                 <w:sz w:val="20"/>
               </w:rPr>
-              <w:t>{{QC3_KD_Chlordane_trans}}</w:t>
+              <w:t>{{F9}}</w:t>
             </w:r>
             <w:r>
               <w:rPr>
@@ -5269,7 +5269,7 @@
                 <w:sz w:val="18"/>
                 <w:szCs w:val="18"/>
               </w:rPr>
-              <w:t>{{KQ_DDD_op}}</w:t>
+              <w:t>{{K10}}</w:t>
             </w:r>
             <w:r>
               <w:rPr>
@@ -5282,7 +5282,7 @@
               <w:rPr>
                 <w:sz w:val="20"/>
               </w:rPr>
-              <w:t>{{ND_DDD_op}}</w:t>
+              <w:t>{{N10}}</w:t>
             </w:r>
             <w:r>
               <w:rPr>
@@ -5311,7 +5311,7 @@
               <w:rPr>
                 <w:sz w:val="20"/>
               </w:rPr>
-              <w:t>{{QC1_DDD_op}}</w:t>
+              <w:t>{{A10}}</w:t>
             </w:r>
             <w:r>
               <w:rPr>
@@ -5324,7 +5324,7 @@
               <w:rPr>
                 <w:sz w:val="20"/>
               </w:rPr>
-              <w:t>{{QC1_KD_DDD_op}}</w:t>
+              <w:t>{{B10}}</w:t>
             </w:r>
             <w:r>
               <w:rPr>
@@ -5353,7 +5353,7 @@
               <w:rPr>
                 <w:sz w:val="20"/>
               </w:rPr>
-              <w:t>{{QC2_DDD_op}}</w:t>
+              <w:t>{{C10}}</w:t>
             </w:r>
             <w:r>
               <w:rPr>
@@ -5366,7 +5366,7 @@
               <w:rPr>
                 <w:sz w:val="20"/>
               </w:rPr>
-              <w:t>{{QC2_KD_DDD_op}}</w:t>
+              <w:t>{{D10}}</w:t>
             </w:r>
             <w:r>
               <w:rPr>
@@ -5395,7 +5395,7 @@
               <w:rPr>
                 <w:sz w:val="20"/>
               </w:rPr>
-              <w:t>{{QC3_DDD_op}}</w:t>
+              <w:t>{{E10}}</w:t>
             </w:r>
             <w:r>
               <w:rPr>
@@ -5408,7 +5408,7 @@
               <w:rPr>
                 <w:sz w:val="20"/>
               </w:rPr>
-              <w:t>{{QC3_KD_DDD_op}}</w:t>
+              <w:t>{{F10}}</w:t>
             </w:r>
             <w:r>
               <w:rPr>
@@ -5466,7 +5466,7 @@
                 <w:sz w:val="18"/>
                 <w:szCs w:val="18"/>
               </w:rPr>
-              <w:t>{{KQ_DDD_pp}}</w:t>
+              <w:t>{{K11}}</w:t>
             </w:r>
             <w:r>
               <w:rPr>
@@ -5479,7 +5479,7 @@
               <w:rPr>
                 <w:sz w:val="20"/>
               </w:rPr>
-              <w:t>{{ND_DDD_pp}}</w:t>
+              <w:t>{{N11}}</w:t>
             </w:r>
             <w:r>
               <w:rPr>
@@ -5508,7 +5508,7 @@
               <w:rPr>
                 <w:sz w:val="20"/>
               </w:rPr>
-              <w:t>{{QC1_DDD_pp}}</w:t>
+              <w:t>{{A11}}</w:t>
             </w:r>
             <w:r>
               <w:rPr>
@@ -5521,7 +5521,7 @@
               <w:rPr>
                 <w:sz w:val="20"/>
               </w:rPr>
-              <w:t>{{QC1_KD_DDD_pp}}</w:t>
+              <w:t>{{B11}}</w:t>
             </w:r>
             <w:r>
               <w:rPr>
@@ -5550,7 +5550,7 @@
               <w:rPr>
                 <w:sz w:val="20"/>
               </w:rPr>
-              <w:t>{{QC2_DDD_pp}}</w:t>
+              <w:t>{{C11}}</w:t>
             </w:r>
             <w:r>
               <w:rPr>
@@ -5563,7 +5563,7 @@
               <w:rPr>
                 <w:sz w:val="20"/>
               </w:rPr>
-              <w:t>{{QC2_KD_DDD_pp}}</w:t>
+              <w:t>{{D11}}</w:t>
             </w:r>
             <w:r>
               <w:rPr>
@@ -5592,7 +5592,7 @@
               <w:rPr>
                 <w:sz w:val="20"/>
               </w:rPr>
-              <w:t>{{QC3_DDD_pp}}</w:t>
+              <w:t>{{E11}}</w:t>
             </w:r>
             <w:r>
               <w:rPr>
@@ -5605,7 +5605,7 @@
               <w:rPr>
                 <w:sz w:val="20"/>
               </w:rPr>
-              <w:t>{{QC3_KD_DDD_pp}}</w:t>
+              <w:t>{{F11}}</w:t>
             </w:r>
             <w:r>
               <w:rPr>
@@ -5663,7 +5663,7 @@
                 <w:sz w:val="18"/>
                 <w:szCs w:val="18"/>
               </w:rPr>
-              <w:t>{{KQ_DDE_op}}</w:t>
+              <w:t>{{K12}}</w:t>
             </w:r>
             <w:r>
               <w:rPr>
@@ -5676,7 +5676,7 @@
               <w:rPr>
                 <w:sz w:val="20"/>
               </w:rPr>
-              <w:t>{{ND_DDE_op}}</w:t>
+              <w:t>{{N12}}</w:t>
             </w:r>
             <w:r>
               <w:rPr>
@@ -5705,7 +5705,7 @@
               <w:rPr>
                 <w:sz w:val="20"/>
               </w:rPr>
-              <w:t>{{QC1_DDE_op}}</w:t>
+              <w:t>{{A12}}</w:t>
             </w:r>
             <w:r>
               <w:rPr>
@@ -5718,7 +5718,7 @@
               <w:rPr>
                 <w:sz w:val="20"/>
               </w:rPr>
-              <w:t>{{QC1_KD_DDE_op}}</w:t>
+              <w:t>{{B12}}</w:t>
             </w:r>
             <w:r>
               <w:rPr>
@@ -5747,7 +5747,7 @@
               <w:rPr>
                 <w:sz w:val="20"/>
               </w:rPr>
-              <w:t>{{QC2_DDE_op}}</w:t>
+              <w:t>{{C12}}</w:t>
             </w:r>
             <w:r>
               <w:rPr>
@@ -5760,7 +5760,7 @@
               <w:rPr>
                 <w:sz w:val="20"/>
               </w:rPr>
-              <w:t>{{QC2_KD_DDE_op}}</w:t>
+              <w:t>{{D12}}</w:t>
             </w:r>
             <w:r>
               <w:rPr>
@@ -5789,7 +5789,7 @@
               <w:rPr>
                 <w:sz w:val="20"/>
               </w:rPr>
-              <w:t>{{QC3_DDE_op}}</w:t>
+              <w:t>{{E12}}</w:t>
             </w:r>
             <w:r>
               <w:rPr>
@@ -5802,7 +5802,7 @@
               <w:rPr>
                 <w:sz w:val="20"/>
               </w:rPr>
-              <w:t>{{QC3_KD_DDE_op}}</w:t>
+              <w:t>{{F12}}</w:t>
             </w:r>
             <w:r>
               <w:rPr>
@@ -5860,7 +5860,7 @@
                 <w:sz w:val="18"/>
                 <w:szCs w:val="18"/>
               </w:rPr>
-              <w:t>{{KQ_DDE_pp}}</w:t>
+              <w:t>{{K13}}</w:t>
             </w:r>
             <w:r>
               <w:rPr>
@@ -5873,7 +5873,7 @@
               <w:rPr>
                 <w:sz w:val="20"/>
               </w:rPr>
-              <w:t>{{ND_DDE_pp}}</w:t>
+              <w:t>{{N13}}</w:t>
             </w:r>
             <w:r>
               <w:rPr>
@@ -5902,7 +5902,7 @@
               <w:rPr>
                 <w:sz w:val="20"/>
               </w:rPr>
-              <w:t>{{QC1_DDE_pp}}</w:t>
+              <w:t>{{A13}}</w:t>
             </w:r>
             <w:r>
               <w:rPr>
@@ -5915,7 +5915,7 @@
               <w:rPr>
                 <w:sz w:val="20"/>
               </w:rPr>
-              <w:t>{{QC1_KD_DDE_pp}}</w:t>
+              <w:t>{{B13}}</w:t>
             </w:r>
             <w:r>
               <w:rPr>
@@ -5944,7 +5944,7 @@
               <w:rPr>
                 <w:sz w:val="20"/>
               </w:rPr>
-              <w:t>{{QC2_DDE_pp}}</w:t>
+              <w:t>{{C13}}</w:t>
             </w:r>
             <w:r>
               <w:rPr>
@@ -5957,7 +5957,7 @@
               <w:rPr>
                 <w:sz w:val="20"/>
               </w:rPr>
-              <w:t>{{QC2_KD_DDE_pp}}</w:t>
+              <w:t>{{D13}}</w:t>
             </w:r>
             <w:r>
               <w:rPr>
@@ -5986,7 +5986,7 @@
               <w:rPr>
                 <w:sz w:val="20"/>
               </w:rPr>
-              <w:t>{{QC3_DDE_pp}}</w:t>
+              <w:t>{{E13}}</w:t>
             </w:r>
             <w:r>
               <w:rPr>
@@ -5999,7 +5999,7 @@
               <w:rPr>
                 <w:sz w:val="20"/>
               </w:rPr>
-              <w:t>{{QC3_KD_DDE_pp}}</w:t>
+              <w:t>{{F13}}</w:t>
             </w:r>
             <w:r>
               <w:rPr>
@@ -6057,7 +6057,7 @@
                 <w:sz w:val="18"/>
                 <w:szCs w:val="18"/>
               </w:rPr>
-              <w:t>{{KQ_DDT_op}}</w:t>
+              <w:t>{{K14}}</w:t>
             </w:r>
             <w:r>
               <w:rPr>
@@ -6070,7 +6070,7 @@
               <w:rPr>
                 <w:sz w:val="20"/>
               </w:rPr>
-              <w:t>{{ND_DDT_op}}</w:t>
+              <w:t>{{N14}}</w:t>
             </w:r>
             <w:r>
               <w:rPr>
@@ -6099,7 +6099,7 @@
               <w:rPr>
                 <w:sz w:val="20"/>
               </w:rPr>
-              <w:t>{{QC1_DDT_op}}</w:t>
+              <w:t>{{A14}}</w:t>
             </w:r>
             <w:r>
               <w:rPr>
@@ -6112,7 +6112,7 @@
               <w:rPr>
                 <w:sz w:val="20"/>
               </w:rPr>
-              <w:t>{{QC1_KD_DDT_op}}</w:t>
+              <w:t>{{B14}}</w:t>
             </w:r>
             <w:r>
               <w:rPr>
@@ -6141,7 +6141,7 @@
               <w:rPr>
                 <w:sz w:val="20"/>
               </w:rPr>
-              <w:t>{{QC2_DDT_op}}</w:t>
+              <w:t>{{C14}}</w:t>
             </w:r>
             <w:r>
               <w:rPr>
@@ -6154,7 +6154,7 @@
               <w:rPr>
                 <w:sz w:val="20"/>
               </w:rPr>
-              <w:t>{{QC2_KD_DDT_op}}</w:t>
+              <w:t>{{D14}}</w:t>
             </w:r>
             <w:r>
               <w:rPr>
@@ -6183,7 +6183,7 @@
               <w:rPr>
                 <w:sz w:val="20"/>
               </w:rPr>
-              <w:t>{{QC3_DDT_op}}</w:t>
+              <w:t>{{E14}}</w:t>
             </w:r>
             <w:r>
               <w:rPr>
@@ -6196,7 +6196,7 @@
               <w:rPr>
                 <w:sz w:val="20"/>
               </w:rPr>
-              <w:t>{{QC3_KD_DDT_op}}</w:t>
+              <w:t>{{F14}}</w:t>
             </w:r>
             <w:r>
               <w:rPr>
@@ -6254,7 +6254,7 @@
                 <w:sz w:val="18"/>
                 <w:szCs w:val="18"/>
               </w:rPr>
-              <w:t>{{KQ_DDT_pp}}</w:t>
+              <w:t>{{K15}}</w:t>
             </w:r>
             <w:r>
               <w:rPr>
@@ -6267,7 +6267,7 @@
               <w:rPr>
                 <w:sz w:val="20"/>
               </w:rPr>
-              <w:t>{{ND_DDT_pp}}</w:t>
+              <w:t>{{N15}}</w:t>
             </w:r>
             <w:r>
               <w:rPr>
@@ -6296,7 +6296,7 @@
               <w:rPr>
                 <w:sz w:val="20"/>
               </w:rPr>
-              <w:t>{{QC1_DDT_pp}}</w:t>
+              <w:t>{{A15}}</w:t>
             </w:r>
             <w:r>
               <w:rPr>
@@ -6309,7 +6309,7 @@
               <w:rPr>
                 <w:sz w:val="20"/>
               </w:rPr>
-              <w:t>{{QC1_KD_DDT_pp}}</w:t>
+              <w:t>{{B15}}</w:t>
             </w:r>
             <w:r>
               <w:rPr>
@@ -6338,7 +6338,7 @@
               <w:rPr>
                 <w:sz w:val="20"/>
               </w:rPr>
-              <w:t>{{QC2_DDT_pp}}</w:t>
+              <w:t>{{C15}}</w:t>
             </w:r>
             <w:r>
               <w:rPr>
@@ -6351,7 +6351,7 @@
               <w:rPr>
                 <w:sz w:val="20"/>
               </w:rPr>
-              <w:t>{{QC2_KD_DDT_pp}}</w:t>
+              <w:t>{{D15}}</w:t>
             </w:r>
             <w:r>
               <w:rPr>
@@ -6380,7 +6380,7 @@
               <w:rPr>
                 <w:sz w:val="20"/>
               </w:rPr>
-              <w:t>{{QC3_DDT_pp}}</w:t>
+              <w:t>{{E15}}</w:t>
             </w:r>
             <w:r>
               <w:rPr>
@@ -6393,7 +6393,7 @@
               <w:rPr>
                 <w:sz w:val="20"/>
               </w:rPr>
-              <w:t>{{QC3_KD_DDT_pp}}</w:t>
+              <w:t>{{F15}}</w:t>
             </w:r>
             <w:r>
               <w:rPr>
@@ -6451,7 +6451,7 @@
                 <w:sz w:val="18"/>
                 <w:szCs w:val="18"/>
               </w:rPr>
-              <w:t>{{KQ_Dieldrin}}</w:t>
+              <w:t>{{K16}}</w:t>
             </w:r>
             <w:r>
               <w:rPr>
@@ -6464,7 +6464,7 @@
               <w:rPr>
                 <w:sz w:val="20"/>
               </w:rPr>
-              <w:t>{{ND_Dieldrin}}</w:t>
+              <w:t>{{N16}}</w:t>
             </w:r>
             <w:r>
               <w:rPr>
@@ -6493,7 +6493,7 @@
               <w:rPr>
                 <w:sz w:val="20"/>
               </w:rPr>
-              <w:t>{{QC1_Dieldrin}}</w:t>
+              <w:t>{{A16}}</w:t>
             </w:r>
             <w:r>
               <w:rPr>
@@ -6506,7 +6506,7 @@
               <w:rPr>
                 <w:sz w:val="20"/>
               </w:rPr>
-              <w:t>{{QC1_KD_Dieldrin}}</w:t>
+              <w:t>{{B16}}</w:t>
             </w:r>
             <w:r>
               <w:rPr>
@@ -6535,7 +6535,7 @@
               <w:rPr>
                 <w:sz w:val="20"/>
               </w:rPr>
-              <w:t>{{QC2_Dieldrin}}</w:t>
+              <w:t>{{C16}}</w:t>
             </w:r>
             <w:r>
               <w:rPr>
@@ -6548,7 +6548,7 @@
               <w:rPr>
                 <w:sz w:val="20"/>
               </w:rPr>
-              <w:t>{{QC2_KD_Dieldrin}}</w:t>
+              <w:t>{{D16}}</w:t>
             </w:r>
             <w:r>
               <w:rPr>
@@ -6577,7 +6577,7 @@
               <w:rPr>
                 <w:sz w:val="20"/>
               </w:rPr>
-              <w:t>{{QC3_Dieldrin}}</w:t>
+              <w:t>{{E16}}</w:t>
             </w:r>
             <w:r>
               <w:rPr>
@@ -6590,7 +6590,7 @@
               <w:rPr>
                 <w:sz w:val="20"/>
               </w:rPr>
-              <w:t>{{QC3_KD_Dieldrin}}</w:t>
+              <w:t>{{F16}}</w:t>
             </w:r>
             <w:r>
               <w:rPr>
@@ -6648,7 +6648,7 @@
                 <w:sz w:val="18"/>
                 <w:szCs w:val="18"/>
               </w:rPr>
-              <w:t>{{KQ_Endosulfan1}}</w:t>
+              <w:t>{{K17}}</w:t>
             </w:r>
             <w:r>
               <w:rPr>
@@ -6661,7 +6661,7 @@
               <w:rPr>
                 <w:sz w:val="20"/>
               </w:rPr>
-              <w:t>{{ND_Endosulfan1}}</w:t>
+              <w:t>{{N17}}</w:t>
             </w:r>
             <w:r>
               <w:rPr>
@@ -6690,7 +6690,7 @@
               <w:rPr>
                 <w:sz w:val="20"/>
               </w:rPr>
-              <w:t>{{QC1_Endosulfan1}}</w:t>
+              <w:t>{{A17}}</w:t>
             </w:r>
             <w:r>
               <w:rPr>
@@ -6703,7 +6703,7 @@
               <w:rPr>
                 <w:sz w:val="20"/>
               </w:rPr>
-              <w:t>{{QC1_KD_Endosulfan1}}</w:t>
+              <w:t>{{B17}}</w:t>
             </w:r>
             <w:r>
               <w:rPr>
@@ -6732,7 +6732,7 @@
               <w:rPr>
                 <w:sz w:val="20"/>
               </w:rPr>
-              <w:t>{{QC2_Endosulfan1}}</w:t>
+              <w:t>{{C17}}</w:t>
             </w:r>
             <w:r>
               <w:rPr>
@@ -6745,7 +6745,7 @@
               <w:rPr>
                 <w:sz w:val="20"/>
               </w:rPr>
-              <w:t>{{QC2_KD_Endosulfan1}}</w:t>
+              <w:t>{{D17}}</w:t>
             </w:r>
             <w:r>
               <w:rPr>
@@ -6774,7 +6774,7 @@
               <w:rPr>
                 <w:sz w:val="20"/>
               </w:rPr>
-              <w:t>{{QC3_Endosulfan1}}</w:t>
+              <w:t>{{E17}}</w:t>
             </w:r>
             <w:r>
               <w:rPr>
@@ -6787,7 +6787,7 @@
               <w:rPr>
                 <w:sz w:val="20"/>
               </w:rPr>
-              <w:t>{{QC3_KD_Endosulfan1}}</w:t>
+              <w:t>{{F17}}</w:t>
             </w:r>
             <w:r>
               <w:rPr>
@@ -6845,7 +6845,7 @@
                 <w:sz w:val="18"/>
                 <w:szCs w:val="18"/>
               </w:rPr>
-              <w:t>{{KQ_Endosulfan2}}</w:t>
+              <w:t>{{K18}}</w:t>
             </w:r>
             <w:r>
               <w:rPr>
@@ -6858,7 +6858,7 @@
               <w:rPr>
                 <w:sz w:val="20"/>
               </w:rPr>
-              <w:t>{{ND_Endosulfan2}}</w:t>
+              <w:t>{{N18}}</w:t>
             </w:r>
             <w:r>
               <w:rPr>
@@ -6887,7 +6887,7 @@
               <w:rPr>
                 <w:sz w:val="20"/>
               </w:rPr>
-              <w:t>{{QC1_Endosulfan2}}</w:t>
+              <w:t>{{A18}}</w:t>
             </w:r>
             <w:r>
               <w:rPr>
@@ -6900,7 +6900,7 @@
               <w:rPr>
                 <w:sz w:val="20"/>
               </w:rPr>
-              <w:t>{{QC1_KD_Endosulfan2}}</w:t>
+              <w:t>{{B18}}</w:t>
             </w:r>
             <w:r>
               <w:rPr>
@@ -6929,7 +6929,7 @@
               <w:rPr>
                 <w:sz w:val="20"/>
               </w:rPr>
-              <w:t>{{QC2_Endosulfan2}}</w:t>
+              <w:t>{{C18}}</w:t>
             </w:r>
             <w:r>
               <w:rPr>
@@ -6942,7 +6942,7 @@
               <w:rPr>
                 <w:sz w:val="20"/>
               </w:rPr>
-              <w:t>{{QC2_KD_Endosulfan2}}</w:t>
+              <w:t>{{D18}}</w:t>
             </w:r>
             <w:r>
               <w:rPr>
@@ -6971,7 +6971,7 @@
               <w:rPr>
                 <w:sz w:val="20"/>
               </w:rPr>
-              <w:t>{{QC3_Endosulfan2}}</w:t>
+              <w:t>{{E18}}</w:t>
             </w:r>
             <w:r>
               <w:rPr>
@@ -6984,7 +6984,7 @@
               <w:rPr>
                 <w:sz w:val="20"/>
               </w:rPr>
-              <w:t>{{QC3_KD_Endosulfan2}}</w:t>
+              <w:t>{{F18}}</w:t>
             </w:r>
             <w:r>
               <w:rPr>
@@ -7042,7 +7042,7 @@
                 <w:sz w:val="18"/>
                 <w:szCs w:val="18"/>
               </w:rPr>
-              <w:t>{{KQ_EndosulfanS}}</w:t>
+              <w:t>{{K19}}</w:t>
             </w:r>
             <w:r>
               <w:rPr>
@@ -7055,7 +7055,7 @@
               <w:rPr>
                 <w:sz w:val="20"/>
               </w:rPr>
-              <w:t>{{ND_EndosulfanS}}</w:t>
+              <w:t>{{N19}}</w:t>
             </w:r>
             <w:r>
               <w:rPr>
@@ -7084,7 +7084,7 @@
               <w:rPr>
                 <w:sz w:val="20"/>
               </w:rPr>
-              <w:t>{{QC1_EndosulfanS}}</w:t>
+              <w:t>{{A19}}</w:t>
             </w:r>
             <w:r>
               <w:rPr>
@@ -7097,7 +7097,7 @@
               <w:rPr>
                 <w:sz w:val="20"/>
               </w:rPr>
-              <w:t>{{QC1_KD_EndosulfanS}}</w:t>
+              <w:t>{{B19}}</w:t>
             </w:r>
             <w:r>
               <w:rPr>
@@ -7126,7 +7126,7 @@
               <w:rPr>
                 <w:sz w:val="20"/>
               </w:rPr>
-              <w:t>{{QC2_EndosulfanS}}</w:t>
+              <w:t>{{C19}}</w:t>
             </w:r>
             <w:r>
               <w:rPr>
@@ -7139,7 +7139,7 @@
               <w:rPr>
                 <w:sz w:val="20"/>
               </w:rPr>
-              <w:t>{{QC2_KD_EndosulfanS}}</w:t>
+              <w:t>{{D19}}</w:t>
             </w:r>
             <w:r>
               <w:rPr>
@@ -7168,7 +7168,7 @@
               <w:rPr>
                 <w:sz w:val="20"/>
               </w:rPr>
-              <w:t>{{QC3_EndosulfanS}}</w:t>
+              <w:t>{{E19}}</w:t>
             </w:r>
             <w:r>
               <w:rPr>
@@ -7181,7 +7181,7 @@
               <w:rPr>
                 <w:sz w:val="20"/>
               </w:rPr>
-              <w:t>{{QC3_KD_EndosulfanS}}</w:t>
+              <w:t>{{F19}}</w:t>
             </w:r>
             <w:r>
               <w:rPr>
@@ -7239,7 +7239,7 @@
                 <w:sz w:val="18"/>
                 <w:szCs w:val="18"/>
               </w:rPr>
-              <w:t>{{KQ_Endrin}}</w:t>
+              <w:t>{{K20}}</w:t>
             </w:r>
             <w:r>
               <w:rPr>
@@ -7252,7 +7252,7 @@
               <w:rPr>
                 <w:sz w:val="20"/>
               </w:rPr>
-              <w:t>{{ND_Endrin}}</w:t>
+              <w:t>{{N20}}</w:t>
             </w:r>
             <w:r>
               <w:rPr>
@@ -7281,7 +7281,7 @@
               <w:rPr>
                 <w:sz w:val="20"/>
               </w:rPr>
-              <w:t>{{QC1_Endrin}}</w:t>
+              <w:t>{{A20}}</w:t>
             </w:r>
             <w:r>
               <w:rPr>
@@ -7294,7 +7294,7 @@
               <w:rPr>
                 <w:sz w:val="20"/>
               </w:rPr>
-              <w:t>{{QC1_KD_Endrin}}</w:t>
+              <w:t>{{B20}}</w:t>
             </w:r>
             <w:r>
               <w:rPr>
@@ -7323,7 +7323,7 @@
               <w:rPr>
                 <w:sz w:val="20"/>
               </w:rPr>
-              <w:t>{{QC2_Endrin}}</w:t>
+              <w:t>{{C20}}</w:t>
             </w:r>
             <w:r>
               <w:rPr>
@@ -7336,7 +7336,7 @@
               <w:rPr>
                 <w:sz w:val="20"/>
               </w:rPr>
-              <w:t>{{QC2_KD_Endrin}}</w:t>
+              <w:t>{{D20}}</w:t>
             </w:r>
             <w:r>
               <w:rPr>
@@ -7365,7 +7365,7 @@
               <w:rPr>
                 <w:sz w:val="20"/>
               </w:rPr>
-              <w:t>{{QC3_Endrin}}</w:t>
+              <w:t>{{E20}}</w:t>
             </w:r>
             <w:r>
               <w:rPr>
@@ -7378,7 +7378,7 @@
               <w:rPr>
                 <w:sz w:val="20"/>
               </w:rPr>
-              <w:t>{{QC3_KD_Endrin}}</w:t>
+              <w:t>{{F20}}</w:t>
             </w:r>
             <w:r>
               <w:rPr>
@@ -7436,7 +7436,7 @@
                 <w:sz w:val="18"/>
                 <w:szCs w:val="18"/>
               </w:rPr>
-              <w:t>{{KQ_Heptachlor}}</w:t>
+              <w:t>{{K21}}</w:t>
             </w:r>
             <w:r>
               <w:rPr>
@@ -7449,7 +7449,7 @@
               <w:rPr>
                 <w:sz w:val="20"/>
               </w:rPr>
-              <w:t>{{ND_Heptachlor}}</w:t>
+              <w:t>{{N21}}</w:t>
             </w:r>
             <w:r>
               <w:rPr>
@@ -7478,7 +7478,7 @@
               <w:rPr>
                 <w:sz w:val="20"/>
               </w:rPr>
-              <w:t>{{QC1_Heptachlor}}</w:t>
+              <w:t>{{A21}}</w:t>
             </w:r>
             <w:r>
               <w:rPr>
@@ -7491,7 +7491,7 @@
               <w:rPr>
                 <w:sz w:val="20"/>
               </w:rPr>
-              <w:t>{{QC1_KD_Heptachlor}}</w:t>
+              <w:t>{{B21}}</w:t>
             </w:r>
             <w:r>
               <w:rPr>
@@ -7520,7 +7520,7 @@
               <w:rPr>
                 <w:sz w:val="20"/>
               </w:rPr>
-              <w:t>{{QC2_Heptachlor}}</w:t>
+              <w:t>{{C21}}</w:t>
             </w:r>
             <w:r>
               <w:rPr>
@@ -7533,7 +7533,7 @@
               <w:rPr>
                 <w:sz w:val="20"/>
               </w:rPr>
-              <w:t>{{QC2_KD_Heptachlor}}</w:t>
+              <w:t>{{D21}}</w:t>
             </w:r>
             <w:r>
               <w:rPr>
@@ -7562,7 +7562,7 @@
               <w:rPr>
                 <w:sz w:val="20"/>
               </w:rPr>
-              <w:t>{{QC3_Heptachlor}}</w:t>
+              <w:t>{{E21}}</w:t>
             </w:r>
             <w:r>
               <w:rPr>
@@ -7575,7 +7575,7 @@
               <w:rPr>
                 <w:sz w:val="20"/>
               </w:rPr>
-              <w:t>{{QC3_KD_Heptachlor}}</w:t>
+              <w:t>{{F21}}</w:t>
             </w:r>
             <w:r>
               <w:rPr>
@@ -7633,7 +7633,7 @@
                 <w:sz w:val="18"/>
                 <w:szCs w:val="18"/>
               </w:rPr>
-              <w:t>{{KQ_HeptachlorA}}</w:t>
+              <w:t>{{K22}}</w:t>
             </w:r>
             <w:r>
               <w:rPr>
@@ -7646,7 +7646,7 @@
               <w:rPr>
                 <w:sz w:val="20"/>
               </w:rPr>
-              <w:t>{{ND_HeptachlorA}}</w:t>
+              <w:t>{{N22}}</w:t>
             </w:r>
             <w:r>
               <w:rPr>
@@ -7675,7 +7675,7 @@
               <w:rPr>
                 <w:sz w:val="20"/>
               </w:rPr>
-              <w:t>{{QC1_HeptachlorA}}</w:t>
+              <w:t>{{A22}}</w:t>
             </w:r>
             <w:r>
               <w:rPr>
@@ -7688,7 +7688,7 @@
               <w:rPr>
                 <w:sz w:val="20"/>
               </w:rPr>
-              <w:t>{{QC1_KD_HeptachlorA}}</w:t>
+              <w:t>{{B22}}</w:t>
             </w:r>
             <w:r>
               <w:rPr>
@@ -7717,7 +7717,7 @@
               <w:rPr>
                 <w:sz w:val="20"/>
               </w:rPr>
-              <w:t>{{QC2_HeptachlorA}}</w:t>
+              <w:t>{{C22}}</w:t>
             </w:r>
             <w:r>
               <w:rPr>
@@ -7730,7 +7730,7 @@
               <w:rPr>
                 <w:sz w:val="20"/>
               </w:rPr>
-              <w:t>{{QC2_KD_HeptachlorA}}</w:t>
+              <w:t>{{D22}}</w:t>
             </w:r>
             <w:r>
               <w:rPr>
@@ -7759,7 +7759,7 @@
               <w:rPr>
                 <w:sz w:val="20"/>
               </w:rPr>
-              <w:t>{{QC3_HeptachlorA}}</w:t>
+              <w:t>{{E22}}</w:t>
             </w:r>
             <w:r>
               <w:rPr>
@@ -7772,7 +7772,7 @@
               <w:rPr>
                 <w:sz w:val="20"/>
               </w:rPr>
-              <w:t>{{QC3_KD_HeptachlorA}}</w:t>
+              <w:t>{{F22}}</w:t>
             </w:r>
             <w:r>
               <w:rPr>
@@ -7830,7 +7830,7 @@
                 <w:sz w:val="18"/>
                 <w:szCs w:val="18"/>
               </w:rPr>
-              <w:t>{{KQ_HeptachlorB}}</w:t>
+              <w:t>{{K23}}</w:t>
             </w:r>
             <w:r>
               <w:rPr>
@@ -7843,7 +7843,7 @@
               <w:rPr>
                 <w:sz w:val="20"/>
               </w:rPr>
-              <w:t>{{ND_HeptachlorB}}</w:t>
+              <w:t>{{N23}}</w:t>
             </w:r>
             <w:r>
               <w:rPr>
@@ -7872,7 +7872,7 @@
               <w:rPr>
                 <w:sz w:val="20"/>
               </w:rPr>
-              <w:t>{{QC1_HeptachlorB}}</w:t>
+              <w:t>{{A23}}</w:t>
             </w:r>
             <w:r>
               <w:rPr>
@@ -7885,7 +7885,7 @@
               <w:rPr>
                 <w:sz w:val="20"/>
               </w:rPr>
-              <w:t>{{QC1_KD_HeptachlorB}}</w:t>
+              <w:t>{{B23}}</w:t>
             </w:r>
             <w:r>
               <w:rPr>
@@ -7914,7 +7914,7 @@
               <w:rPr>
                 <w:sz w:val="20"/>
               </w:rPr>
-              <w:t>{{QC2_HeptachlorB}}</w:t>
+              <w:t>{{C23}}</w:t>
             </w:r>
             <w:r>
               <w:rPr>
@@ -7927,7 +7927,7 @@
               <w:rPr>
                 <w:sz w:val="20"/>
               </w:rPr>
-              <w:t>{{QC2_KD_HeptachlorB}}</w:t>
+              <w:t>{{D23}}</w:t>
             </w:r>
             <w:r>
               <w:rPr>
@@ -7956,7 +7956,7 @@
               <w:rPr>
                 <w:sz w:val="20"/>
               </w:rPr>
-              <w:t>{{QC3_HeptachlorB}}</w:t>
+              <w:t>{{E23}}</w:t>
             </w:r>
             <w:r>
               <w:rPr>
@@ -7969,7 +7969,7 @@
               <w:rPr>
                 <w:sz w:val="20"/>
               </w:rPr>
-              <w:t>{{QC3_KD_HeptachlorB}}</w:t>
+              <w:t>{{F23}}</w:t>
             </w:r>
             <w:r>
               <w:rPr>
@@ -8027,7 +8027,7 @@
                 <w:sz w:val="18"/>
                 <w:szCs w:val="18"/>
               </w:rPr>
-              <w:t>{{KQ_HCB}}</w:t>
+              <w:t>{{K24}}</w:t>
             </w:r>
             <w:r>
               <w:rPr>
@@ -8040,7 +8040,7 @@
               <w:rPr>
                 <w:sz w:val="20"/>
               </w:rPr>
-              <w:t>{{ND_HCB}}</w:t>
+              <w:t>{{N24}}</w:t>
             </w:r>
             <w:r>
               <w:rPr>
@@ -8069,7 +8069,7 @@
               <w:rPr>
                 <w:sz w:val="20"/>
               </w:rPr>
-              <w:t>{{QC1_HCB}}</w:t>
+              <w:t>{{A24}}</w:t>
             </w:r>
             <w:r>
               <w:rPr>
@@ -8082,7 +8082,7 @@
               <w:rPr>
                 <w:sz w:val="20"/>
               </w:rPr>
-              <w:t>{{QC1_KD_HCB}}</w:t>
+              <w:t>{{B24}}</w:t>
             </w:r>
             <w:r>
               <w:rPr>
@@ -8111,7 +8111,7 @@
               <w:rPr>
                 <w:sz w:val="20"/>
               </w:rPr>
-              <w:t>{{QC2_HCB}}</w:t>
+              <w:t>{{C24}}</w:t>
             </w:r>
             <w:r>
               <w:rPr>
@@ -8124,7 +8124,7 @@
               <w:rPr>
                 <w:sz w:val="20"/>
               </w:rPr>
-              <w:t>{{QC2_KD_HCB}}</w:t>
+              <w:t>{{D24}}</w:t>
             </w:r>
             <w:r>
               <w:rPr>
@@ -8153,7 +8153,7 @@
               <w:rPr>
                 <w:sz w:val="20"/>
               </w:rPr>
-              <w:t>{{QC3_HCB}}</w:t>
+              <w:t>{{E24}}</w:t>
             </w:r>
             <w:r>
               <w:rPr>
@@ -8166,7 +8166,7 @@
               <w:rPr>
                 <w:sz w:val="20"/>
               </w:rPr>
-              <w:t>{{QC3_KD_HCB}}</w:t>
+              <w:t>{{F24}}</w:t>
             </w:r>
             <w:r>
               <w:rPr>
@@ -8224,7 +8224,7 @@
                 <w:sz w:val="18"/>
                 <w:szCs w:val="18"/>
               </w:rPr>
-              <w:t>{{KQ_Isodrin}}</w:t>
+              <w:t>{{K25}}</w:t>
             </w:r>
             <w:r>
               <w:rPr>
@@ -8237,7 +8237,7 @@
               <w:rPr>
                 <w:sz w:val="20"/>
               </w:rPr>
-              <w:t>{{ND_Isodrin}}</w:t>
+              <w:t>{{N25}}</w:t>
             </w:r>
             <w:r>
               <w:rPr>
@@ -8266,7 +8266,7 @@
               <w:rPr>
                 <w:sz w:val="20"/>
               </w:rPr>
-              <w:t>{{QC1_Isodrin}}</w:t>
+              <w:t>{{A25}}</w:t>
             </w:r>
             <w:r>
               <w:rPr>
@@ -8279,7 +8279,7 @@
               <w:rPr>
                 <w:sz w:val="20"/>
               </w:rPr>
-              <w:t>{{QC1_KD_Isodrin}}</w:t>
+              <w:t>{{B25}}</w:t>
             </w:r>
             <w:r>
               <w:rPr>
@@ -8308,7 +8308,7 @@
               <w:rPr>
                 <w:sz w:val="20"/>
               </w:rPr>
-              <w:t>{{QC2_Isodrin}}</w:t>
+              <w:t>{{C25}}</w:t>
             </w:r>
             <w:r>
               <w:rPr>
@@ -8321,7 +8321,7 @@
               <w:rPr>
                 <w:sz w:val="20"/>
               </w:rPr>
-              <w:t>{{QC2_KD_Isodrin}}</w:t>
+              <w:t>{{D25}}</w:t>
             </w:r>
             <w:r>
               <w:rPr>
@@ -8350,7 +8350,7 @@
               <w:rPr>
                 <w:sz w:val="20"/>
               </w:rPr>
-              <w:t>{{QC3_Isodrin}}</w:t>
+              <w:t>{{E25}}</w:t>
             </w:r>
             <w:r>
               <w:rPr>
@@ -8363,7 +8363,7 @@
               <w:rPr>
                 <w:sz w:val="20"/>
               </w:rPr>
-              <w:t>{{QC3_KD_Isodrin}}</w:t>
+              <w:t>{{F25}}</w:t>
             </w:r>
             <w:r>
               <w:rPr>
@@ -8421,7 +8421,7 @@
                 <w:sz w:val="18"/>
                 <w:szCs w:val="18"/>
               </w:rPr>
-              <w:t>{{KQ_Methoxychlor}}</w:t>
+              <w:t>{{K26}}</w:t>
             </w:r>
             <w:r>
               <w:rPr>
@@ -8434,7 +8434,7 @@
               <w:rPr>
                 <w:sz w:val="20"/>
               </w:rPr>
-              <w:t>{{ND_Methoxychlor}}</w:t>
+              <w:t>{{N26}}</w:t>
             </w:r>
             <w:r>
               <w:rPr>
@@ -8463,7 +8463,7 @@
               <w:rPr>
                 <w:sz w:val="20"/>
               </w:rPr>
-              <w:t>{{QC1_Methoxychlor}}</w:t>
+              <w:t>{{A26}}</w:t>
             </w:r>
             <w:r>
               <w:rPr>
@@ -8476,7 +8476,7 @@
               <w:rPr>
                 <w:sz w:val="20"/>
               </w:rPr>
-              <w:t>{{QC1_KD_Methoxychlor}}</w:t>
+              <w:t>{{B26}}</w:t>
             </w:r>
             <w:r>
               <w:rPr>
@@ -8505,7 +8505,7 @@
               <w:rPr>
                 <w:sz w:val="20"/>
               </w:rPr>
-              <w:t>{{QC2_Methoxychlor}}</w:t>
+              <w:t>{{C26}}</w:t>
             </w:r>
             <w:r>
               <w:rPr>
@@ -8518,7 +8518,7 @@
               <w:rPr>
                 <w:sz w:val="20"/>
               </w:rPr>
-              <w:t>{{QC2_KD_Methoxychlor}}</w:t>
+              <w:t>{{D26}}</w:t>
             </w:r>
             <w:r>
               <w:rPr>
@@ -8547,7 +8547,7 @@
               <w:rPr>
                 <w:sz w:val="20"/>
               </w:rPr>
-              <w:t>{{QC3_Methoxychlor}}</w:t>
+              <w:t>{{E26}}</w:t>
             </w:r>
             <w:r>
               <w:rPr>
@@ -8560,7 +8560,7 @@
               <w:rPr>
                 <w:sz w:val="20"/>
               </w:rPr>
-              <w:t>{{QC3_KD_Methoxychlor}}</w:t>
+              <w:t>{{F26}}</w:t>
             </w:r>
             <w:r>
               <w:rPr>
@@ -8618,7 +8618,7 @@
                 <w:sz w:val="18"/>
                 <w:szCs w:val="18"/>
               </w:rPr>
-              <w:t>{{KQ_Mirex}}</w:t>
+              <w:t>{{K27}}</w:t>
             </w:r>
             <w:r>
               <w:rPr>
@@ -8631,7 +8631,7 @@
               <w:rPr>
                 <w:sz w:val="20"/>
               </w:rPr>
-              <w:t>{{ND_Mirex}}</w:t>
+              <w:t>{{N27}}</w:t>
             </w:r>
             <w:r>
               <w:rPr>
@@ -8660,7 +8660,7 @@
               <w:rPr>
                 <w:sz w:val="20"/>
               </w:rPr>
-              <w:t>{{QC1_Mirex}}</w:t>
+              <w:t>{{A27}}</w:t>
             </w:r>
             <w:r>
               <w:rPr>
@@ -8673,7 +8673,7 @@
               <w:rPr>
                 <w:sz w:val="20"/>
               </w:rPr>
-              <w:t>{{QC1_KD_Mirex}}</w:t>
+              <w:t>{{B27}}</w:t>
             </w:r>
             <w:r>
               <w:rPr>
@@ -8702,7 +8702,7 @@
               <w:rPr>
                 <w:sz w:val="20"/>
               </w:rPr>
-              <w:t>{{QC2_Mirex}}</w:t>
+              <w:t>{{C27}}</w:t>
             </w:r>
             <w:r>
               <w:rPr>
@@ -8715,7 +8715,7 @@
               <w:rPr>
                 <w:sz w:val="20"/>
               </w:rPr>
-              <w:t>{{QC2_KD_Mirex}}</w:t>
+              <w:t>{{D27}}</w:t>
             </w:r>
             <w:r>
               <w:rPr>
@@ -8744,7 +8744,7 @@
               <w:rPr>
                 <w:sz w:val="20"/>
               </w:rPr>
-              <w:t>{{QC3_Mirex}}</w:t>
+              <w:t>{{E27}}</w:t>
             </w:r>
             <w:r>
               <w:rPr>
@@ -8757,7 +8757,7 @@
               <w:rPr>
                 <w:sz w:val="20"/>
               </w:rPr>
-              <w:t>{{QC3_KD_Mirex}}</w:t>
+              <w:t>{{F27}}</w:t>
             </w:r>
             <w:r>
               <w:rPr>
@@ -8815,7 +8815,7 @@
                 <w:sz w:val="18"/>
                 <w:szCs w:val="18"/>
               </w:rPr>
-              <w:t>{{KQ_Pendimethalin}}</w:t>
+              <w:t>{{K28}}</w:t>
             </w:r>
             <w:r>
               <w:rPr>
@@ -8828,7 +8828,7 @@
               <w:rPr>
                 <w:sz w:val="20"/>
               </w:rPr>
-              <w:t>{{ND_Pendimethalin}}</w:t>
+              <w:t>{{N28}}</w:t>
             </w:r>
             <w:r>
               <w:rPr>
@@ -8857,7 +8857,7 @@
               <w:rPr>
                 <w:sz w:val="20"/>
               </w:rPr>
-              <w:t>{{QC1_Pendimethalin}}</w:t>
+              <w:t>{{A28}}</w:t>
             </w:r>
             <w:r>
               <w:rPr>
@@ -8870,7 +8870,7 @@
               <w:rPr>
                 <w:sz w:val="20"/>
               </w:rPr>
-              <w:t>{{QC1_KD_Pendimethalin}}</w:t>
+              <w:t>{{B28}}</w:t>
             </w:r>
             <w:r>
               <w:rPr>
@@ -8899,7 +8899,7 @@
               <w:rPr>
                 <w:sz w:val="20"/>
               </w:rPr>
-              <w:t>{{QC2_Pendimethalin}}</w:t>
+              <w:t>{{C28}}</w:t>
             </w:r>
             <w:r>
               <w:rPr>
@@ -8912,7 +8912,7 @@
               <w:rPr>
                 <w:sz w:val="20"/>
               </w:rPr>
-              <w:t>{{QC2_KD_Pendimethalin}}</w:t>
+              <w:t>{{D28}}</w:t>
             </w:r>
             <w:r>
               <w:rPr>
@@ -8941,7 +8941,7 @@
               <w:rPr>
                 <w:sz w:val="20"/>
               </w:rPr>
-              <w:t>{{QC3_Pendimethalin}}</w:t>
+              <w:t>{{E28}}</w:t>
             </w:r>
             <w:r>
               <w:rPr>
@@ -8954,7 +8954,7 @@
               <w:rPr>
                 <w:sz w:val="20"/>
               </w:rPr>
-              <w:t>{{QC3_KD_Pendimethalin}}</w:t>
+              <w:t>{{F28}}</w:t>
             </w:r>
             <w:r>
               <w:rPr>
